--- a/reports/ПР1_отчет_по_сканированию.docx
+++ b/reports/ПР1_отчет_по_сканированию.docx
@@ -918,7 +918,7 @@
     </w:p>
     <w:p>
       <w:r>
-        <w:t>Дата и время запуска Bandit (UTC): 2026-10-24T12:20:03.741914+00:00</w:t>
+        <w:t>Дата и время запуска Bandit (UTC): 2026-10-26T19:32:58.994845+00:00</w:t>
       </w:r>
     </w:p>
     <w:tbl>
